--- a/ai assisted coding lab -2 .docx
+++ b/ai assisted coding lab -2 .docx
@@ -47,6 +47,67 @@
           <w:sz w:val="40"/>
           <w:szCs w:val="40"/>
         </w:rPr>
+        <w:t>Exploring Additional AI Coding Tools beyond Copilot – Gemini (</w:t>
+      </w:r>
+      <w:proofErr w:type="spellStart"/>
+      <w:r>
+        <w:rPr>
+          <w:rFonts w:ascii="Arial Black" w:hAnsi="Arial Black"/>
+          <w:sz w:val="40"/>
+          <w:szCs w:val="40"/>
+        </w:rPr>
+        <w:t>Colab</w:t>
+      </w:r>
+      <w:proofErr w:type="spellEnd"/>
+      <w:r>
+        <w:rPr>
+          <w:rFonts w:ascii="Arial Black" w:hAnsi="Arial Black"/>
+          <w:sz w:val="40"/>
+          <w:szCs w:val="40"/>
+        </w:rPr>
+        <w:t>)</w:t>
+      </w:r>
+    </w:p>
+    <w:p>
+      <w:pPr>
+        <w:rPr>
+          <w:rFonts w:ascii="Arial Black" w:hAnsi="Arial Black"/>
+          <w:sz w:val="40"/>
+          <w:szCs w:val="40"/>
+        </w:rPr>
+      </w:pPr>
+      <w:r>
+        <w:rPr>
+          <w:rFonts w:ascii="Arial Black" w:hAnsi="Arial Black"/>
+          <w:sz w:val="40"/>
+          <w:szCs w:val="40"/>
+        </w:rPr>
+        <w:t>and Cursor AI</w:t>
+      </w:r>
+    </w:p>
+    <w:p>
+      <w:pPr>
+        <w:rPr>
+          <w:rFonts w:ascii="Arial Black" w:hAnsi="Arial Black"/>
+          <w:sz w:val="40"/>
+          <w:szCs w:val="40"/>
+        </w:rPr>
+      </w:pPr>
+    </w:p>
+    <w:p>
+      <w:pPr>
+        <w:rPr>
+          <w:rFonts w:ascii="Arial Black" w:hAnsi="Arial Black"/>
+          <w:sz w:val="40"/>
+          <w:szCs w:val="40"/>
+        </w:rPr>
+      </w:pPr>
+      <w:r>
+        <w:rPr>
+          <w:rFonts w:ascii="Arial Black" w:hAnsi="Arial Black"/>
+          <w:sz w:val="40"/>
+          <w:szCs w:val="40"/>
+        </w:rPr>
         <w:t xml:space="preserve">                  LAB-2</w:t>
       </w:r>
     </w:p>
@@ -91,21 +152,7 @@
         <w:rPr>
           <w:rFonts w:ascii="Arial" w:hAnsi="Arial" w:cs="Arial"/>
         </w:rPr>
-        <w:t xml:space="preserve"> </w:t>
-      </w:r>
-      <w:proofErr w:type="gramStart"/>
-      <w:r>
-        <w:rPr>
-          <w:rFonts w:ascii="Arial" w:hAnsi="Arial" w:cs="Arial"/>
-        </w:rPr>
-        <w:t>NO :</w:t>
-      </w:r>
-      <w:proofErr w:type="gramEnd"/>
-      <w:r>
-        <w:rPr>
-          <w:rFonts w:ascii="Arial" w:hAnsi="Arial" w:cs="Arial"/>
-        </w:rPr>
-        <w:t xml:space="preserve"> 2503A52378</w:t>
+        <w:t xml:space="preserve"> NO : 2503A52378</w:t>
       </w:r>
     </w:p>
     <w:p>
@@ -164,7 +211,6 @@
         </w:rPr>
         <w:t xml:space="preserve">TOOL </w:t>
       </w:r>
-      <w:proofErr w:type="gramStart"/>
       <w:r>
         <w:rPr>
           <w:rFonts w:ascii="Arial Narrow" w:hAnsi="Arial Narrow" w:cs="Arial"/>
@@ -181,7 +227,6 @@
         </w:rPr>
         <w:t>:</w:t>
       </w:r>
-      <w:proofErr w:type="gramEnd"/>
       <w:r>
         <w:rPr>
           <w:rFonts w:ascii="Arial Narrow" w:hAnsi="Arial Narrow" w:cs="Arial"/>
@@ -249,6 +294,7 @@
           <w:sz w:val="36"/>
           <w:szCs w:val="36"/>
         </w:rPr>
+        <w:lastRenderedPageBreak/>
         <w:drawing>
           <wp:inline distT="0" distB="0" distL="0" distR="0" wp14:anchorId="521F46CD" wp14:editId="7A0432A2">
             <wp:extent cx="5731510" cy="2971800"/>
@@ -414,23 +460,13 @@
         </w:rPr>
         <w:t xml:space="preserve">TOOL </w:t>
       </w:r>
-      <w:proofErr w:type="gramStart"/>
-      <w:r>
-        <w:rPr>
-          <w:rFonts w:ascii="Arial Narrow" w:hAnsi="Arial Narrow" w:cs="Arial"/>
-          <w:sz w:val="36"/>
-          <w:szCs w:val="36"/>
-        </w:rPr>
-        <w:t>USED :</w:t>
-      </w:r>
-      <w:proofErr w:type="gramEnd"/>
-      <w:r>
-        <w:rPr>
-          <w:rFonts w:ascii="Arial Narrow" w:hAnsi="Arial Narrow" w:cs="Arial"/>
-          <w:sz w:val="36"/>
-          <w:szCs w:val="36"/>
-        </w:rPr>
-        <w:t xml:space="preserve"> </w:t>
+      <w:r>
+        <w:rPr>
+          <w:rFonts w:ascii="Arial Narrow" w:hAnsi="Arial Narrow" w:cs="Arial"/>
+          <w:sz w:val="36"/>
+          <w:szCs w:val="36"/>
+        </w:rPr>
+        <w:t xml:space="preserve">USED : </w:t>
       </w:r>
       <w:r>
         <w:rPr>
@@ -499,7 +535,6 @@
           <w:szCs w:val="36"/>
         </w:rPr>
       </w:pPr>
-      <w:proofErr w:type="gramStart"/>
       <w:r>
         <w:rPr>
           <w:rFonts w:ascii="Arial Narrow" w:hAnsi="Arial Narrow" w:cs="Arial"/>
@@ -508,7 +543,6 @@
         </w:rPr>
         <w:t>INPUT :</w:t>
       </w:r>
-      <w:proofErr w:type="gramEnd"/>
     </w:p>
     <w:p>
       <w:pPr>
@@ -536,6 +570,7 @@
           <w:sz w:val="36"/>
           <w:szCs w:val="36"/>
         </w:rPr>
+        <w:lastRenderedPageBreak/>
         <w:drawing>
           <wp:inline distT="0" distB="0" distL="0" distR="0" wp14:anchorId="518793C9" wp14:editId="17FD8DC0">
             <wp:extent cx="5731510" cy="2295525"/>
@@ -785,25 +820,7 @@
           <w:sz w:val="36"/>
           <w:szCs w:val="36"/>
         </w:rPr>
-        <w:t xml:space="preserve"> </w:t>
-      </w:r>
-      <w:proofErr w:type="gramStart"/>
-      <w:r>
-        <w:rPr>
-          <w:rFonts w:ascii="Arial Narrow" w:hAnsi="Arial Narrow" w:cs="Arial"/>
-          <w:sz w:val="36"/>
-          <w:szCs w:val="36"/>
-        </w:rPr>
-        <w:t>USED :</w:t>
-      </w:r>
-      <w:proofErr w:type="gramEnd"/>
-      <w:r>
-        <w:rPr>
-          <w:rFonts w:ascii="Arial Narrow" w:hAnsi="Arial Narrow" w:cs="Arial"/>
-          <w:sz w:val="36"/>
-          <w:szCs w:val="36"/>
-        </w:rPr>
-        <w:t xml:space="preserve"> CHATGPT</w:t>
+        <w:t xml:space="preserve"> USED : CHATGPT</w:t>
       </w:r>
     </w:p>
     <w:p>
@@ -851,14 +868,12 @@
           <w:rFonts w:ascii="Arial Black" w:hAnsi="Arial Black" w:cs="Arial"/>
         </w:rPr>
       </w:pPr>
-      <w:proofErr w:type="gramStart"/>
       <w:r>
         <w:rPr>
           <w:rFonts w:ascii="Arial Black" w:hAnsi="Arial Black" w:cs="Arial"/>
         </w:rPr>
         <w:t>INPUT :</w:t>
       </w:r>
-      <w:proofErr w:type="gramEnd"/>
     </w:p>
     <w:p>
       <w:pPr>
@@ -871,6 +886,7 @@
           <w:rFonts w:ascii="Arial Black" w:hAnsi="Arial Black" w:cs="Arial"/>
           <w:noProof/>
         </w:rPr>
+        <w:lastRenderedPageBreak/>
         <w:drawing>
           <wp:inline distT="0" distB="0" distL="0" distR="0" wp14:anchorId="7D2D8610" wp14:editId="57DBA5DA">
             <wp:extent cx="4725059" cy="2143424"/>
